--- a/flow/20230927_hours/drafts/2024-01-g/23.01.docx
+++ b/flow/20230927_hours/drafts/2024-01-g/23.01.docx
@@ -1510,15 +1510,26 @@
           <w:i/>
           <w:color w:val="FF0000"/>
           <w:sz w:val="24"/>
-        </w:rPr>
-        <w:t>Тропар (г. 4):</w:t>
-      </w:r>
-      <w:r>
-        <w:rPr>
-          <w:rFonts w:ascii="Times New Roman" w:hAnsi="Times New Roman"/>
-          <w:sz w:val="24"/>
-        </w:rPr>
-        <w:t xml:space="preserve"> Лоза преподобності і пагін страдництва,* цвіт священніший і плід благодатний вірним,* всесвященний, вічноквітучим дарований був ти.* То ж як співстрадник мучеників і співпрестольник священноначальників,* моли Христа, щоб спаслися душі наші.</w:t>
+          <w:highlight w:val="white"/>
+        </w:rPr>
+        <w:t xml:space="preserve">Тропар (г. </w:t>
+      </w:r>
+      <w:r>
+        <w:rPr>
+          <w:rFonts w:ascii="Times New Roman" w:hAnsi="Times New Roman"/>
+          <w:i/>
+          <w:color w:val="FF0000"/>
+          <w:sz w:val="24"/>
+        </w:rPr>
+        <w:t>7):</w:t>
+      </w:r>
+      <w:r>
+        <w:rPr>
+          <w:rFonts w:ascii="Times New Roman" w:hAnsi="Times New Roman"/>
+          <w:color w:val="000000"/>
+          <w:sz w:val="24"/>
+        </w:rPr>
+        <w:t xml:space="preserve"> Показавши всьому світу силу свого духа,* тринадцять мучеників наших славних,* ви зросили землю нашу своєю кров’ю,* прийнявши страждання ці добровільно,* і отримали за це вінки небесні,* тож моліть Христа Царя,* щоб подав нам велику милість.</w:t>
       </w:r>
     </w:p>
     <w:p>
@@ -1969,14 +1980,15 @@
           <w:color w:val="FF0000"/>
           <w:sz w:val="24"/>
         </w:rPr>
-        <w:t>Кондак (г. 4):</w:t>
-      </w:r>
-      <w:r>
-        <w:rPr>
-          <w:rFonts w:ascii="Times New Roman" w:hAnsi="Times New Roman"/>
-          <w:sz w:val="24"/>
-        </w:rPr>
-        <w:t xml:space="preserve"> Лози чесної був ти пагоном Христовим,* многостраждальний Клименте * всехвальний явившись із страждальцями ж взивав ти:* Ти, Христе – мучеників радість світла.</w:t>
+        <w:t xml:space="preserve">Кондак (г.2): </w:t>
+      </w:r>
+      <w:r>
+        <w:rPr>
+          <w:rFonts w:ascii="Times New Roman" w:hAnsi="Times New Roman"/>
+          <w:color w:val="000000"/>
+          <w:sz w:val="24"/>
+        </w:rPr>
+        <w:t>Промінними ставши світильниками,* ви, божественні Мученики, все створіння осяюєте світлом чудес,* зціляєте недуги, розвіваєте завжди глибоку темряву,* і безупинно молитеся Христу Богові за всіх нас.</w:t>
       </w:r>
     </w:p>
     <w:p>
@@ -4443,15 +4455,26 @@
           <w:i/>
           <w:color w:val="FF0000"/>
           <w:sz w:val="24"/>
-        </w:rPr>
-        <w:t>Тропар (г. 4):</w:t>
-      </w:r>
-      <w:r>
-        <w:rPr>
-          <w:rFonts w:ascii="Times New Roman" w:hAnsi="Times New Roman"/>
-          <w:sz w:val="24"/>
-        </w:rPr>
-        <w:t xml:space="preserve"> Лоза преподобності і пагін страдництва,* цвіт священніший і плід благодатний вірним,* всесвященний, вічноквітучим дарований був ти.* То ж як співстрадник мучеників і співпрестольник священноначальників,* моли Христа, щоб спаслися душі наші.</w:t>
+          <w:highlight w:val="white"/>
+        </w:rPr>
+        <w:t xml:space="preserve">Тропар (г. </w:t>
+      </w:r>
+      <w:r>
+        <w:rPr>
+          <w:rFonts w:ascii="Times New Roman" w:hAnsi="Times New Roman"/>
+          <w:i/>
+          <w:color w:val="FF0000"/>
+          <w:sz w:val="24"/>
+        </w:rPr>
+        <w:t>7):</w:t>
+      </w:r>
+      <w:r>
+        <w:rPr>
+          <w:rFonts w:ascii="Times New Roman" w:hAnsi="Times New Roman"/>
+          <w:color w:val="000000"/>
+          <w:sz w:val="24"/>
+        </w:rPr>
+        <w:t xml:space="preserve"> Показавши всьому світу силу свого духа,* тринадцять мучеників наших славних,* ви зросили землю нашу своєю кров’ю,* прийнявши страждання ці добровільно,* і отримали за це вінки небесні,* тож моліть Христа Царя,* щоб подав нам велику милість.</w:t>
       </w:r>
     </w:p>
     <w:p>
@@ -4861,14 +4884,15 @@
           <w:color w:val="FF0000"/>
           <w:sz w:val="24"/>
         </w:rPr>
-        <w:t>Кондак (г. 4):</w:t>
-      </w:r>
-      <w:r>
-        <w:rPr>
-          <w:rFonts w:ascii="Times New Roman" w:hAnsi="Times New Roman"/>
-          <w:sz w:val="24"/>
-        </w:rPr>
-        <w:t xml:space="preserve"> Лози чесної був ти пагоном Христовим,* многостраждальний Клименте * всехвальний явившись із страждальцями ж взивав ти:* Ти, Христе – мучеників радість світла.</w:t>
+        <w:t xml:space="preserve">Кондак (г.2): </w:t>
+      </w:r>
+      <w:r>
+        <w:rPr>
+          <w:rFonts w:ascii="Times New Roman" w:hAnsi="Times New Roman"/>
+          <w:color w:val="000000"/>
+          <w:sz w:val="24"/>
+        </w:rPr>
+        <w:t>Промінними ставши світильниками,* ви, божественні Мученики, все створіння осяюєте світлом чудес,* зціляєте недуги, розвіваєте завжди глибоку темряву,* і безупинно молитеся Христу Богові за всіх нас.</w:t>
       </w:r>
     </w:p>
     <w:p>
@@ -7053,15 +7077,26 @@
           <w:i/>
           <w:color w:val="FF0000"/>
           <w:sz w:val="24"/>
-        </w:rPr>
-        <w:t>Тропар (г. 4):</w:t>
-      </w:r>
-      <w:r>
-        <w:rPr>
-          <w:rFonts w:ascii="Times New Roman" w:hAnsi="Times New Roman"/>
-          <w:sz w:val="24"/>
-        </w:rPr>
-        <w:t xml:space="preserve"> Лоза преподобності і пагін страдництва,* цвіт священніший і плід благодатний вірним,* всесвященний, вічноквітучим дарований був ти.* То ж як співстрадник мучеників і співпрестольник священноначальників,* моли Христа, щоб спаслися душі наші.</w:t>
+          <w:highlight w:val="white"/>
+        </w:rPr>
+        <w:t xml:space="preserve">Тропар (г. </w:t>
+      </w:r>
+      <w:r>
+        <w:rPr>
+          <w:rFonts w:ascii="Times New Roman" w:hAnsi="Times New Roman"/>
+          <w:i/>
+          <w:color w:val="FF0000"/>
+          <w:sz w:val="24"/>
+        </w:rPr>
+        <w:t>7):</w:t>
+      </w:r>
+      <w:r>
+        <w:rPr>
+          <w:rFonts w:ascii="Times New Roman" w:hAnsi="Times New Roman"/>
+          <w:color w:val="000000"/>
+          <w:sz w:val="24"/>
+        </w:rPr>
+        <w:t xml:space="preserve"> Показавши всьому світу силу свого духа,* тринадцять мучеників наших славних,* ви зросили землю нашу своєю кров’ю,* прийнявши страждання ці добровільно,* і отримали за це вінки небесні,* тож моліть Христа Царя,* щоб подав нам велику милість.</w:t>
       </w:r>
     </w:p>
     <w:p>
@@ -7556,14 +7591,15 @@
           <w:color w:val="FF0000"/>
           <w:sz w:val="24"/>
         </w:rPr>
-        <w:t>Кондак (г. 4):</w:t>
-      </w:r>
-      <w:r>
-        <w:rPr>
-          <w:rFonts w:ascii="Times New Roman" w:hAnsi="Times New Roman"/>
-          <w:sz w:val="24"/>
-        </w:rPr>
-        <w:t xml:space="preserve"> Лози чесної був ти пагоном Христовим,* многостраждальний Клименте * всехвальний явившись із страждальцями ж взивав ти:* Ти, Христе – мучеників радість світла.</w:t>
+        <w:t xml:space="preserve">Кондак (г.2): </w:t>
+      </w:r>
+      <w:r>
+        <w:rPr>
+          <w:rFonts w:ascii="Times New Roman" w:hAnsi="Times New Roman"/>
+          <w:color w:val="000000"/>
+          <w:sz w:val="24"/>
+        </w:rPr>
+        <w:t>Промінними ставши світильниками,* ви, божественні Мученики, все створіння осяюєте світлом чудес,* зціляєте недуги, розвіваєте завжди глибоку темряву,* і безупинно молитеся Христу Богові за всіх нас.</w:t>
       </w:r>
     </w:p>
     <w:p>
@@ -9535,15 +9571,26 @@
           <w:i/>
           <w:color w:val="FF0000"/>
           <w:sz w:val="24"/>
-        </w:rPr>
-        <w:t>Тропар (г. 4):</w:t>
-      </w:r>
-      <w:r>
-        <w:rPr>
-          <w:rFonts w:ascii="Times New Roman" w:hAnsi="Times New Roman"/>
-          <w:sz w:val="24"/>
-        </w:rPr>
-        <w:t xml:space="preserve"> Лоза преподобності і пагін страдництва,* цвіт священніший і плід благодатний вірним,* всесвященний, вічноквітучим дарований був ти.* То ж як співстрадник мучеників і співпрестольник священноначальників,* моли Христа, щоб спаслися душі наші.</w:t>
+          <w:highlight w:val="white"/>
+        </w:rPr>
+        <w:t xml:space="preserve">Тропар (г. </w:t>
+      </w:r>
+      <w:r>
+        <w:rPr>
+          <w:rFonts w:ascii="Times New Roman" w:hAnsi="Times New Roman"/>
+          <w:i/>
+          <w:color w:val="FF0000"/>
+          <w:sz w:val="24"/>
+        </w:rPr>
+        <w:t>7):</w:t>
+      </w:r>
+      <w:r>
+        <w:rPr>
+          <w:rFonts w:ascii="Times New Roman" w:hAnsi="Times New Roman"/>
+          <w:color w:val="000000"/>
+          <w:sz w:val="24"/>
+        </w:rPr>
+        <w:t xml:space="preserve"> Показавши всьому світу силу свого духа,* тринадцять мучеників наших славних,* ви зросили землю нашу своєю кров’ю,* прийнявши страждання ці добровільно,* і отримали за це вінки небесні,* тож моліть Христа Царя,* щоб подав нам велику милість.</w:t>
       </w:r>
     </w:p>
     <w:p>
@@ -10017,14 +10064,15 @@
           <w:color w:val="FF0000"/>
           <w:sz w:val="24"/>
         </w:rPr>
-        <w:t>Кондак (г. 4):</w:t>
-      </w:r>
-      <w:r>
-        <w:rPr>
-          <w:rFonts w:ascii="Times New Roman" w:hAnsi="Times New Roman"/>
-          <w:sz w:val="24"/>
-        </w:rPr>
-        <w:t xml:space="preserve"> Лози чесної був ти пагоном Христовим,* многостраждальний Клименте * всехвальний явившись із страждальцями ж взивав ти:* Ти, Христе – мучеників радість світла.</w:t>
+        <w:t xml:space="preserve">Кондак (г.2): </w:t>
+      </w:r>
+      <w:r>
+        <w:rPr>
+          <w:rFonts w:ascii="Times New Roman" w:hAnsi="Times New Roman"/>
+          <w:color w:val="000000"/>
+          <w:sz w:val="24"/>
+        </w:rPr>
+        <w:t>Промінними ставши світильниками,* ви, божественні Мученики, все створіння осяюєте світлом чудес,* зціляєте недуги, розвіваєте завжди глибоку темряву,* і безупинно молитеся Христу Богові за всіх нас.</w:t>
       </w:r>
     </w:p>
     <w:p>
